--- a/docs/06-Community-Guidelines/📖 PROJECT UIL COMMUNITY.docx
+++ b/docs/06-Community-Guidelines/📖 PROJECT UIL COMMUNITY.docx
@@ -11,18 +11,10 @@
       </w:pPr>
       <w:r>
         <w:rPr>
-          <w:rFonts w:ascii="Segoe UI Emoji" w:hAnsi="Segoe UI Emoji" w:cs="Segoe UI Emoji"/>
-          <w:b/>
-          <w:bCs/>
-        </w:rPr>
-        <w:t>📖</w:t>
-      </w:r>
-      <w:r>
-        <w:rPr>
-          <w:b/>
-          <w:bCs/>
-        </w:rPr>
-        <w:t xml:space="preserve"> PROJECT UIL COMMUNITY, COLLABORATION &amp; COMMUNICATION GUIDELINES</w:t>
+          <w:b/>
+          <w:bCs/>
+        </w:rPr>
+        <w:t>PROJECT UIL COMMUNITY, COLLABORATION &amp; COMMUNICATION GUIDELINES</w:t>
       </w:r>
     </w:p>
     <w:p>
@@ -43,7 +35,7 @@
     <w:p>
       <w:r>
         <w:pict w14:anchorId="2C7BDD5E">
-          <v:rect id="_x0000_i1163" style="width:0;height:1.5pt" o:hralign="center" o:hrstd="t" o:hr="t" fillcolor="#a0a0a0" stroked="f"/>
+          <v:rect id="_x0000_i1025" style="width:0;height:1.5pt" o:hralign="center" o:hrstd="t" o:hr="t" fillcolor="#a0a0a0" stroked="f"/>
         </w:pict>
       </w:r>
     </w:p>
@@ -75,7 +67,7 @@
     <w:p>
       <w:r>
         <w:pict w14:anchorId="26E83132">
-          <v:rect id="_x0000_i1164" style="width:0;height:1.5pt" o:hralign="center" o:hrstd="t" o:hr="t" fillcolor="#a0a0a0" stroked="f"/>
+          <v:rect id="_x0000_i1026" style="width:0;height:1.5pt" o:hralign="center" o:hrstd="t" o:hr="t" fillcolor="#a0a0a0" stroked="f"/>
         </w:pict>
       </w:r>
     </w:p>
@@ -206,7 +198,7 @@
     <w:p>
       <w:r>
         <w:pict w14:anchorId="34B42108">
-          <v:rect id="_x0000_i1165" style="width:0;height:1.5pt" o:hralign="center" o:hrstd="t" o:hr="t" fillcolor="#a0a0a0" stroked="f"/>
+          <v:rect id="_x0000_i1027" style="width:0;height:1.5pt" o:hralign="center" o:hrstd="t" o:hr="t" fillcolor="#a0a0a0" stroked="f"/>
         </w:pict>
       </w:r>
     </w:p>
@@ -300,7 +292,7 @@
     <w:p>
       <w:r>
         <w:pict w14:anchorId="7D640FE3">
-          <v:rect id="_x0000_i1166" style="width:0;height:1.5pt" o:hralign="center" o:hrstd="t" o:hr="t" fillcolor="#a0a0a0" stroked="f"/>
+          <v:rect id="_x0000_i1028" style="width:0;height:1.5pt" o:hralign="center" o:hrstd="t" o:hr="t" fillcolor="#a0a0a0" stroked="f"/>
         </w:pict>
       </w:r>
     </w:p>
@@ -387,7 +379,7 @@
     <w:p>
       <w:r>
         <w:pict w14:anchorId="02C26B75">
-          <v:rect id="_x0000_i1167" style="width:0;height:1.5pt" o:hralign="center" o:hrstd="t" o:hr="t" fillcolor="#a0a0a0" stroked="f"/>
+          <v:rect id="_x0000_i1029" style="width:0;height:1.5pt" o:hralign="center" o:hrstd="t" o:hr="t" fillcolor="#a0a0a0" stroked="f"/>
         </w:pict>
       </w:r>
     </w:p>
@@ -538,7 +530,7 @@
     <w:p>
       <w:r>
         <w:pict w14:anchorId="77A121DF">
-          <v:rect id="_x0000_i1168" style="width:0;height:1.5pt" o:hralign="center" o:hrstd="t" o:hr="t" fillcolor="#a0a0a0" stroked="f"/>
+          <v:rect id="_x0000_i1030" style="width:0;height:1.5pt" o:hralign="center" o:hrstd="t" o:hr="t" fillcolor="#a0a0a0" stroked="f"/>
         </w:pict>
       </w:r>
     </w:p>
@@ -601,7 +593,7 @@
     <w:p>
       <w:r>
         <w:pict w14:anchorId="7B9D54F5">
-          <v:rect id="_x0000_i1169" style="width:0;height:1.5pt" o:hralign="center" o:hrstd="t" o:hr="t" fillcolor="#a0a0a0" stroked="f"/>
+          <v:rect id="_x0000_i1031" style="width:0;height:1.5pt" o:hralign="center" o:hrstd="t" o:hr="t" fillcolor="#a0a0a0" stroked="f"/>
         </w:pict>
       </w:r>
     </w:p>
@@ -666,7 +658,7 @@
     <w:p>
       <w:r>
         <w:pict w14:anchorId="5DD12FF7">
-          <v:rect id="_x0000_i1170" style="width:0;height:1.5pt" o:hralign="center" o:hrstd="t" o:hr="t" fillcolor="#a0a0a0" stroked="f"/>
+          <v:rect id="_x0000_i1032" style="width:0;height:1.5pt" o:hralign="center" o:hrstd="t" o:hr="t" fillcolor="#a0a0a0" stroked="f"/>
         </w:pict>
       </w:r>
     </w:p>
@@ -698,7 +690,7 @@
     <w:p>
       <w:r>
         <w:pict w14:anchorId="3D2A0566">
-          <v:rect id="_x0000_i1171" style="width:0;height:1.5pt" o:hralign="center" o:hrstd="t" o:hr="t" fillcolor="#a0a0a0" stroked="f"/>
+          <v:rect id="_x0000_i1033" style="width:0;height:1.5pt" o:hralign="center" o:hrstd="t" o:hr="t" fillcolor="#a0a0a0" stroked="f"/>
         </w:pict>
       </w:r>
     </w:p>
@@ -785,7 +777,7 @@
     <w:p>
       <w:r>
         <w:pict w14:anchorId="101DFEC3">
-          <v:rect id="_x0000_i1172" style="width:0;height:1.5pt" o:hralign="center" o:hrstd="t" o:hr="t" fillcolor="#a0a0a0" stroked="f"/>
+          <v:rect id="_x0000_i1034" style="width:0;height:1.5pt" o:hralign="center" o:hrstd="t" o:hr="t" fillcolor="#a0a0a0" stroked="f"/>
         </w:pict>
       </w:r>
     </w:p>
@@ -868,7 +860,7 @@
     <w:p>
       <w:r>
         <w:pict w14:anchorId="69C3371C">
-          <v:rect id="_x0000_i1173" style="width:0;height:1.5pt" o:hralign="center" o:hrstd="t" o:hr="t" fillcolor="#a0a0a0" stroked="f"/>
+          <v:rect id="_x0000_i1035" style="width:0;height:1.5pt" o:hralign="center" o:hrstd="t" o:hr="t" fillcolor="#a0a0a0" stroked="f"/>
         </w:pict>
       </w:r>
     </w:p>
@@ -915,7 +907,7 @@
     <w:p>
       <w:r>
         <w:pict w14:anchorId="012616D3">
-          <v:rect id="_x0000_i1174" style="width:0;height:1.5pt" o:hralign="center" o:hrstd="t" o:hr="t" fillcolor="#a0a0a0" stroked="f"/>
+          <v:rect id="_x0000_i1036" style="width:0;height:1.5pt" o:hralign="center" o:hrstd="t" o:hr="t" fillcolor="#a0a0a0" stroked="f"/>
         </w:pict>
       </w:r>
     </w:p>
@@ -952,7 +944,7 @@
     <w:p>
       <w:r>
         <w:pict w14:anchorId="2D46547A">
-          <v:rect id="_x0000_i1175" style="width:0;height:1.5pt" o:hralign="center" o:hrstd="t" o:hr="t" fillcolor="#a0a0a0" stroked="f"/>
+          <v:rect id="_x0000_i1037" style="width:0;height:1.5pt" o:hralign="center" o:hrstd="t" o:hr="t" fillcolor="#a0a0a0" stroked="f"/>
         </w:pict>
       </w:r>
     </w:p>
@@ -979,7 +971,7 @@
     <w:p>
       <w:r>
         <w:pict w14:anchorId="7E238C28">
-          <v:rect id="_x0000_i1176" style="width:0;height:1.5pt" o:hralign="center" o:hrstd="t" o:hr="t" fillcolor="#a0a0a0" stroked="f"/>
+          <v:rect id="_x0000_i1038" style="width:0;height:1.5pt" o:hralign="center" o:hrstd="t" o:hr="t" fillcolor="#a0a0a0" stroked="f"/>
         </w:pict>
       </w:r>
     </w:p>
@@ -1011,7 +1003,7 @@
     <w:p>
       <w:r>
         <w:pict w14:anchorId="34C4DCF2">
-          <v:rect id="_x0000_i1177" style="width:0;height:1.5pt" o:hralign="center" o:hrstd="t" o:hr="t" fillcolor="#a0a0a0" stroked="f"/>
+          <v:rect id="_x0000_i1039" style="width:0;height:1.5pt" o:hralign="center" o:hrstd="t" o:hr="t" fillcolor="#a0a0a0" stroked="f"/>
         </w:pict>
       </w:r>
     </w:p>
@@ -1071,7 +1063,7 @@
     <w:p>
       <w:r>
         <w:pict w14:anchorId="7F5CFC43">
-          <v:rect id="_x0000_i1178" style="width:0;height:1.5pt" o:hralign="center" o:hrstd="t" o:hr="t" fillcolor="#a0a0a0" stroked="f"/>
+          <v:rect id="_x0000_i1040" style="width:0;height:1.5pt" o:hralign="center" o:hrstd="t" o:hr="t" fillcolor="#a0a0a0" stroked="f"/>
         </w:pict>
       </w:r>
     </w:p>
@@ -1137,7 +1129,7 @@
     <w:p>
       <w:r>
         <w:pict w14:anchorId="2D469A11">
-          <v:rect id="_x0000_i1179" style="width:0;height:1.5pt" o:hralign="center" o:hrstd="t" o:hr="t" fillcolor="#a0a0a0" stroked="f"/>
+          <v:rect id="_x0000_i1041" style="width:0;height:1.5pt" o:hralign="center" o:hrstd="t" o:hr="t" fillcolor="#a0a0a0" stroked="f"/>
         </w:pict>
       </w:r>
     </w:p>
@@ -1197,7 +1189,7 @@
     <w:p>
       <w:r>
         <w:pict w14:anchorId="08913E3E">
-          <v:rect id="_x0000_i1180" style="width:0;height:1.5pt" o:hralign="center" o:hrstd="t" o:hr="t" fillcolor="#a0a0a0" stroked="f"/>
+          <v:rect id="_x0000_i1042" style="width:0;height:1.5pt" o:hralign="center" o:hrstd="t" o:hr="t" fillcolor="#a0a0a0" stroked="f"/>
         </w:pict>
       </w:r>
     </w:p>
@@ -1317,7 +1309,7 @@
     <w:p>
       <w:r>
         <w:pict w14:anchorId="470D8F9D">
-          <v:rect id="_x0000_i1181" style="width:0;height:1.5pt" o:hralign="center" o:hrstd="t" o:hr="t" fillcolor="#a0a0a0" stroked="f"/>
+          <v:rect id="_x0000_i1043" style="width:0;height:1.5pt" o:hralign="center" o:hrstd="t" o:hr="t" fillcolor="#a0a0a0" stroked="f"/>
         </w:pict>
       </w:r>
     </w:p>
@@ -1410,7 +1402,7 @@
     <w:p>
       <w:r>
         <w:pict w14:anchorId="6E4B51A0">
-          <v:rect id="_x0000_i1182" style="width:0;height:1.5pt" o:hralign="center" o:hrstd="t" o:hr="t" fillcolor="#a0a0a0" stroked="f"/>
+          <v:rect id="_x0000_i1044" style="width:0;height:1.5pt" o:hralign="center" o:hrstd="t" o:hr="t" fillcolor="#a0a0a0" stroked="f"/>
         </w:pict>
       </w:r>
     </w:p>
@@ -1492,7 +1484,7 @@
     <w:p>
       <w:r>
         <w:pict w14:anchorId="5A874DED">
-          <v:rect id="_x0000_i1183" style="width:0;height:1.5pt" o:hralign="center" o:hrstd="t" o:hr="t" fillcolor="#a0a0a0" stroked="f"/>
+          <v:rect id="_x0000_i1045" style="width:0;height:1.5pt" o:hralign="center" o:hrstd="t" o:hr="t" fillcolor="#a0a0a0" stroked="f"/>
         </w:pict>
       </w:r>
     </w:p>
@@ -1568,7 +1560,7 @@
     <w:p>
       <w:r>
         <w:pict w14:anchorId="13C55F08">
-          <v:rect id="_x0000_i1184" style="width:0;height:1.5pt" o:hralign="center" o:hrstd="t" o:hr="t" fillcolor="#a0a0a0" stroked="f"/>
+          <v:rect id="_x0000_i1046" style="width:0;height:1.5pt" o:hralign="center" o:hrstd="t" o:hr="t" fillcolor="#a0a0a0" stroked="f"/>
         </w:pict>
       </w:r>
     </w:p>
@@ -1656,7 +1648,7 @@
     <w:p>
       <w:r>
         <w:pict w14:anchorId="15DB78E5">
-          <v:rect id="_x0000_i1185" style="width:0;height:1.5pt" o:hralign="center" o:hrstd="t" o:hr="t" fillcolor="#a0a0a0" stroked="f"/>
+          <v:rect id="_x0000_i1047" style="width:0;height:1.5pt" o:hralign="center" o:hrstd="t" o:hr="t" fillcolor="#a0a0a0" stroked="f"/>
         </w:pict>
       </w:r>
     </w:p>
@@ -5003,6 +4995,7 @@
   <w:style w:type="character" w:default="1" w:styleId="DefaultParagraphFont">
     <w:name w:val="Default Paragraph Font"/>
     <w:uiPriority w:val="1"/>
+    <w:semiHidden/>
     <w:unhideWhenUsed/>
   </w:style>
   <w:style w:type="table" w:default="1" w:styleId="TableNormal">
